--- a/Java 8 by Enginnering Digest.docx
+++ b/Java 8 by Enginnering Digest.docx
@@ -10548,7 +10548,25 @@
           <w:sz w:val="24"/>
           <w:lang w:eastAsia="en-IN"/>
         </w:rPr>
-        <w:t xml:space="preserve"> FunctionChaining {</w:t>
+        <w:t xml:space="preserve"> </w:t>
+      </w:r>
+      <w:proofErr w:type="spellStart"/>
+      <w:r>
+        <w:rPr>
+          <w:rFonts w:eastAsia="Times New Roman"/>
+          <w:sz w:val="24"/>
+          <w:lang w:eastAsia="en-IN"/>
+        </w:rPr>
+        <w:t>FunctionChaining</w:t>
+      </w:r>
+      <w:proofErr w:type="spellEnd"/>
+      <w:r>
+        <w:rPr>
+          <w:rFonts w:eastAsia="Times New Roman"/>
+          <w:sz w:val="24"/>
+          <w:lang w:eastAsia="en-IN"/>
+        </w:rPr>
+        <w:t xml:space="preserve"> {</w:t>
       </w:r>
     </w:p>
     <w:p>
@@ -10624,8 +10642,27 @@
           <w:sz w:val="24"/>
           <w:lang w:eastAsia="en-IN"/>
         </w:rPr>
-        <w:t xml:space="preserve"> main(String[] </w:t>
-      </w:r>
+        <w:t xml:space="preserve"> </w:t>
+      </w:r>
+      <w:proofErr w:type="gramStart"/>
+      <w:r>
+        <w:rPr>
+          <w:rFonts w:eastAsia="Times New Roman"/>
+          <w:sz w:val="24"/>
+          <w:lang w:eastAsia="en-IN"/>
+        </w:rPr>
+        <w:t>main(</w:t>
+      </w:r>
+      <w:proofErr w:type="gramEnd"/>
+      <w:r>
+        <w:rPr>
+          <w:rFonts w:eastAsia="Times New Roman"/>
+          <w:sz w:val="24"/>
+          <w:lang w:eastAsia="en-IN"/>
+        </w:rPr>
+        <w:t xml:space="preserve">String[] </w:t>
+      </w:r>
+      <w:proofErr w:type="spellStart"/>
       <w:r>
         <w:rPr>
           <w:rFonts w:eastAsia="Times New Roman"/>
@@ -10635,6 +10672,7 @@
         </w:rPr>
         <w:t>args</w:t>
       </w:r>
+      <w:proofErr w:type="spellEnd"/>
       <w:r>
         <w:rPr>
           <w:rFonts w:eastAsia="Times New Roman"/>
@@ -10872,6 +10910,14 @@
           <w:lang w:eastAsia="en-IN"/>
         </w:rPr>
         <w:tab/>
+      </w:r>
+      <w:proofErr w:type="spellStart"/>
+      <w:r>
+        <w:rPr>
+          <w:rFonts w:eastAsia="Times New Roman"/>
+          <w:sz w:val="24"/>
+          <w:lang w:eastAsia="en-IN"/>
+        </w:rPr>
         <w:t>System.</w:t>
       </w:r>
       <w:r>
@@ -10893,7 +10939,16 @@
           <w:sz w:val="24"/>
           <w:lang w:eastAsia="en-IN"/>
         </w:rPr>
-        <w:t>.println(</w:t>
+        <w:t>.println</w:t>
+      </w:r>
+      <w:proofErr w:type="spellEnd"/>
+      <w:r>
+        <w:rPr>
+          <w:rFonts w:eastAsia="Times New Roman"/>
+          <w:sz w:val="24"/>
+          <w:lang w:eastAsia="en-IN"/>
+        </w:rPr>
+        <w:t>(</w:t>
       </w:r>
       <w:r>
         <w:rPr>
@@ -10921,13 +10976,23 @@
         </w:rPr>
         <w:t>function2</w:t>
       </w:r>
-      <w:r>
-        <w:rPr>
-          <w:rFonts w:eastAsia="Times New Roman"/>
-          <w:sz w:val="24"/>
-          <w:lang w:eastAsia="en-IN"/>
-        </w:rPr>
-        <w:t xml:space="preserve">).apply(3)); </w:t>
+      <w:proofErr w:type="gramStart"/>
+      <w:r>
+        <w:rPr>
+          <w:rFonts w:eastAsia="Times New Roman"/>
+          <w:sz w:val="24"/>
+          <w:lang w:eastAsia="en-IN"/>
+        </w:rPr>
+        <w:t>).apply</w:t>
+      </w:r>
+      <w:proofErr w:type="gramEnd"/>
+      <w:r>
+        <w:rPr>
+          <w:rFonts w:eastAsia="Times New Roman"/>
+          <w:sz w:val="24"/>
+          <w:lang w:eastAsia="en-IN"/>
+        </w:rPr>
+        <w:t xml:space="preserve">(3)); </w:t>
       </w:r>
       <w:r>
         <w:rPr>
@@ -10964,6 +11029,14 @@
           <w:lang w:eastAsia="en-IN"/>
         </w:rPr>
         <w:tab/>
+      </w:r>
+      <w:proofErr w:type="spellStart"/>
+      <w:r>
+        <w:rPr>
+          <w:rFonts w:eastAsia="Times New Roman"/>
+          <w:sz w:val="24"/>
+          <w:lang w:eastAsia="en-IN"/>
+        </w:rPr>
         <w:t>System.</w:t>
       </w:r>
       <w:r>
@@ -10985,7 +11058,16 @@
           <w:sz w:val="24"/>
           <w:lang w:eastAsia="en-IN"/>
         </w:rPr>
-        <w:t>.println(</w:t>
+        <w:t>.println</w:t>
+      </w:r>
+      <w:proofErr w:type="spellEnd"/>
+      <w:r>
+        <w:rPr>
+          <w:rFonts w:eastAsia="Times New Roman"/>
+          <w:sz w:val="24"/>
+          <w:lang w:eastAsia="en-IN"/>
+        </w:rPr>
+        <w:t>(</w:t>
       </w:r>
       <w:r>
         <w:rPr>
@@ -11013,13 +11095,23 @@
         </w:rPr>
         <w:t>function1</w:t>
       </w:r>
-      <w:r>
-        <w:rPr>
-          <w:rFonts w:eastAsia="Times New Roman"/>
-          <w:sz w:val="24"/>
-          <w:lang w:eastAsia="en-IN"/>
-        </w:rPr>
-        <w:t xml:space="preserve">).apply(3)); </w:t>
+      <w:proofErr w:type="gramStart"/>
+      <w:r>
+        <w:rPr>
+          <w:rFonts w:eastAsia="Times New Roman"/>
+          <w:sz w:val="24"/>
+          <w:lang w:eastAsia="en-IN"/>
+        </w:rPr>
+        <w:t>).apply</w:t>
+      </w:r>
+      <w:proofErr w:type="gramEnd"/>
+      <w:r>
+        <w:rPr>
+          <w:rFonts w:eastAsia="Times New Roman"/>
+          <w:sz w:val="24"/>
+          <w:lang w:eastAsia="en-IN"/>
+        </w:rPr>
+        <w:t xml:space="preserve">(3)); </w:t>
       </w:r>
       <w:r>
         <w:rPr>
@@ -11067,6 +11159,14 @@
           <w:lang w:eastAsia="en-IN"/>
         </w:rPr>
         <w:tab/>
+      </w:r>
+      <w:proofErr w:type="spellStart"/>
+      <w:r>
+        <w:rPr>
+          <w:rFonts w:eastAsia="Times New Roman"/>
+          <w:sz w:val="24"/>
+          <w:lang w:eastAsia="en-IN"/>
+        </w:rPr>
         <w:t>System.</w:t>
       </w:r>
       <w:r>
@@ -11088,7 +11188,16 @@
           <w:sz w:val="24"/>
           <w:lang w:eastAsia="en-IN"/>
         </w:rPr>
-        <w:t>.println(</w:t>
+        <w:t>.println</w:t>
+      </w:r>
+      <w:proofErr w:type="spellEnd"/>
+      <w:r>
+        <w:rPr>
+          <w:rFonts w:eastAsia="Times New Roman"/>
+          <w:sz w:val="24"/>
+          <w:lang w:eastAsia="en-IN"/>
+        </w:rPr>
+        <w:t>(</w:t>
       </w:r>
       <w:r>
         <w:rPr>
@@ -11116,13 +11225,23 @@
         </w:rPr>
         <w:t>function2</w:t>
       </w:r>
-      <w:r>
-        <w:rPr>
-          <w:rFonts w:eastAsia="Times New Roman"/>
-          <w:sz w:val="24"/>
-          <w:lang w:eastAsia="en-IN"/>
-        </w:rPr>
-        <w:t xml:space="preserve">).apply(3)); </w:t>
+      <w:proofErr w:type="gramStart"/>
+      <w:r>
+        <w:rPr>
+          <w:rFonts w:eastAsia="Times New Roman"/>
+          <w:sz w:val="24"/>
+          <w:lang w:eastAsia="en-IN"/>
+        </w:rPr>
+        <w:t>).apply</w:t>
+      </w:r>
+      <w:proofErr w:type="gramEnd"/>
+      <w:r>
+        <w:rPr>
+          <w:rFonts w:eastAsia="Times New Roman"/>
+          <w:sz w:val="24"/>
+          <w:lang w:eastAsia="en-IN"/>
+        </w:rPr>
+        <w:t xml:space="preserve">(3)); </w:t>
       </w:r>
       <w:r>
         <w:rPr>
@@ -11187,7 +11306,16 @@
           <w:sz w:val="24"/>
           <w:lang w:eastAsia="en-IN"/>
         </w:rPr>
-        <w:t xml:space="preserve"> = Function.</w:t>
+        <w:t xml:space="preserve"> = </w:t>
+      </w:r>
+      <w:proofErr w:type="spellStart"/>
+      <w:r>
+        <w:rPr>
+          <w:rFonts w:eastAsia="Times New Roman"/>
+          <w:sz w:val="24"/>
+          <w:lang w:eastAsia="en-IN"/>
+        </w:rPr>
+        <w:t>Function.</w:t>
       </w:r>
       <w:r>
         <w:rPr>
@@ -11199,6 +11327,7 @@
         </w:rPr>
         <w:t>identity</w:t>
       </w:r>
+      <w:proofErr w:type="spellEnd"/>
       <w:r>
         <w:rPr>
           <w:rFonts w:eastAsia="Times New Roman"/>
@@ -11244,6 +11373,14 @@
           <w:lang w:eastAsia="en-IN"/>
         </w:rPr>
         <w:tab/>
+      </w:r>
+      <w:proofErr w:type="spellStart"/>
+      <w:r>
+        <w:rPr>
+          <w:rFonts w:eastAsia="Times New Roman"/>
+          <w:sz w:val="24"/>
+          <w:lang w:eastAsia="en-IN"/>
+        </w:rPr>
         <w:t>System.</w:t>
       </w:r>
       <w:r>
@@ -11265,7 +11402,16 @@
           <w:sz w:val="24"/>
           <w:lang w:eastAsia="en-IN"/>
         </w:rPr>
-        <w:t>.println(</w:t>
+        <w:t>.println</w:t>
+      </w:r>
+      <w:proofErr w:type="spellEnd"/>
+      <w:r>
+        <w:rPr>
+          <w:rFonts w:eastAsia="Times New Roman"/>
+          <w:sz w:val="24"/>
+          <w:lang w:eastAsia="en-IN"/>
+        </w:rPr>
+        <w:t>(</w:t>
       </w:r>
       <w:r>
         <w:rPr>
@@ -11291,7 +11437,27 @@
           <w:sz w:val="24"/>
           <w:lang w:eastAsia="en-IN"/>
         </w:rPr>
-        <w:t>"Akshay"</w:t>
+        <w:t>"</w:t>
+      </w:r>
+      <w:proofErr w:type="spellStart"/>
+      <w:r>
+        <w:rPr>
+          <w:rFonts w:eastAsia="Times New Roman"/>
+          <w:color w:val="2A00FF"/>
+          <w:sz w:val="24"/>
+          <w:lang w:eastAsia="en-IN"/>
+        </w:rPr>
+        <w:t>Akshay</w:t>
+      </w:r>
+      <w:proofErr w:type="spellEnd"/>
+      <w:r>
+        <w:rPr>
+          <w:rFonts w:eastAsia="Times New Roman"/>
+          <w:color w:val="2A00FF"/>
+          <w:sz w:val="24"/>
+          <w:lang w:eastAsia="en-IN"/>
+        </w:rPr>
+        <w:t>"</w:t>
       </w:r>
       <w:r>
         <w:rPr>
@@ -11316,8 +11482,19 @@
           <w:sz w:val="24"/>
           <w:lang w:eastAsia="en-IN"/>
         </w:rPr>
-        <w:t>//Akshay</w:t>
-      </w:r>
+        <w:t>//</w:t>
+      </w:r>
+      <w:proofErr w:type="spellStart"/>
+      <w:r>
+        <w:rPr>
+          <w:rFonts w:eastAsia="Times New Roman"/>
+          <w:color w:val="3F7F5F"/>
+          <w:sz w:val="24"/>
+          <w:lang w:eastAsia="en-IN"/>
+        </w:rPr>
+        <w:t>Akshay</w:t>
+      </w:r>
+      <w:proofErr w:type="spellEnd"/>
     </w:p>
     <w:p>
       <w:pPr>
@@ -11422,7 +11599,874 @@
         <w:t>method:</w:t>
       </w:r>
       <w:r>
-        <w:t xml:space="preserve"> void accept(T t);</w:t>
+        <w:t xml:space="preserve"> void </w:t>
+      </w:r>
+      <w:proofErr w:type="gramStart"/>
+      <w:r>
+        <w:t>accept(</w:t>
+      </w:r>
+      <w:proofErr w:type="gramEnd"/>
+      <w:r>
+        <w:t>T t);</w:t>
+      </w:r>
+    </w:p>
+    <w:p>
+      <w:pPr>
+        <w:shd w:val="clear" w:color="auto" w:fill="FFFFFF"/>
+        <w:spacing w:after="0" w:line="240" w:lineRule="auto"/>
+        <w:rPr>
+          <w:rFonts w:eastAsia="Times New Roman"/>
+          <w:sz w:val="24"/>
+          <w:lang w:eastAsia="en-IN"/>
+        </w:rPr>
+      </w:pPr>
+      <w:r>
+        <w:rPr>
+          <w:rFonts w:eastAsia="Times New Roman"/>
+          <w:b/>
+          <w:bCs/>
+          <w:color w:val="7F0055"/>
+          <w:sz w:val="24"/>
+          <w:lang w:eastAsia="en-IN"/>
+        </w:rPr>
+        <w:t>public</w:t>
+      </w:r>
+      <w:r>
+        <w:rPr>
+          <w:rFonts w:eastAsia="Times New Roman"/>
+          <w:sz w:val="24"/>
+          <w:lang w:eastAsia="en-IN"/>
+        </w:rPr>
+        <w:t xml:space="preserve"> </w:t>
+      </w:r>
+      <w:r>
+        <w:rPr>
+          <w:rFonts w:eastAsia="Times New Roman"/>
+          <w:b/>
+          <w:bCs/>
+          <w:color w:val="7F0055"/>
+          <w:sz w:val="24"/>
+          <w:lang w:eastAsia="en-IN"/>
+        </w:rPr>
+        <w:t>class</w:t>
+      </w:r>
+      <w:r>
+        <w:rPr>
+          <w:rFonts w:eastAsia="Times New Roman"/>
+          <w:sz w:val="24"/>
+          <w:lang w:eastAsia="en-IN"/>
+        </w:rPr>
+        <w:t xml:space="preserve"> Main {</w:t>
+      </w:r>
+    </w:p>
+    <w:p>
+      <w:pPr>
+        <w:shd w:val="clear" w:color="auto" w:fill="FFFFFF"/>
+        <w:spacing w:after="0" w:line="240" w:lineRule="auto"/>
+        <w:rPr>
+          <w:rFonts w:eastAsia="Times New Roman"/>
+          <w:sz w:val="24"/>
+          <w:lang w:eastAsia="en-IN"/>
+        </w:rPr>
+      </w:pPr>
+      <w:r>
+        <w:rPr>
+          <w:rFonts w:eastAsia="Times New Roman"/>
+          <w:sz w:val="24"/>
+          <w:lang w:eastAsia="en-IN"/>
+        </w:rPr>
+        <w:tab/>
+      </w:r>
+      <w:r>
+        <w:rPr>
+          <w:rFonts w:eastAsia="Times New Roman"/>
+          <w:b/>
+          <w:bCs/>
+          <w:color w:val="7F0055"/>
+          <w:sz w:val="24"/>
+          <w:lang w:eastAsia="en-IN"/>
+        </w:rPr>
+        <w:t>public</w:t>
+      </w:r>
+      <w:r>
+        <w:rPr>
+          <w:rFonts w:eastAsia="Times New Roman"/>
+          <w:sz w:val="24"/>
+          <w:lang w:eastAsia="en-IN"/>
+        </w:rPr>
+        <w:t xml:space="preserve"> </w:t>
+      </w:r>
+      <w:r>
+        <w:rPr>
+          <w:rFonts w:eastAsia="Times New Roman"/>
+          <w:b/>
+          <w:bCs/>
+          <w:color w:val="7F0055"/>
+          <w:sz w:val="24"/>
+          <w:lang w:eastAsia="en-IN"/>
+        </w:rPr>
+        <w:t>static</w:t>
+      </w:r>
+      <w:r>
+        <w:rPr>
+          <w:rFonts w:eastAsia="Times New Roman"/>
+          <w:sz w:val="24"/>
+          <w:lang w:eastAsia="en-IN"/>
+        </w:rPr>
+        <w:t xml:space="preserve"> </w:t>
+      </w:r>
+      <w:r>
+        <w:rPr>
+          <w:rFonts w:eastAsia="Times New Roman"/>
+          <w:b/>
+          <w:bCs/>
+          <w:color w:val="7F0055"/>
+          <w:sz w:val="24"/>
+          <w:lang w:eastAsia="en-IN"/>
+        </w:rPr>
+        <w:t>void</w:t>
+      </w:r>
+      <w:r>
+        <w:rPr>
+          <w:rFonts w:eastAsia="Times New Roman"/>
+          <w:sz w:val="24"/>
+          <w:lang w:eastAsia="en-IN"/>
+        </w:rPr>
+        <w:t xml:space="preserve"> </w:t>
+      </w:r>
+      <w:proofErr w:type="gramStart"/>
+      <w:r>
+        <w:rPr>
+          <w:rFonts w:eastAsia="Times New Roman"/>
+          <w:sz w:val="24"/>
+          <w:lang w:eastAsia="en-IN"/>
+        </w:rPr>
+        <w:t>main(</w:t>
+      </w:r>
+      <w:proofErr w:type="gramEnd"/>
+      <w:r>
+        <w:rPr>
+          <w:rFonts w:eastAsia="Times New Roman"/>
+          <w:sz w:val="24"/>
+          <w:lang w:eastAsia="en-IN"/>
+        </w:rPr>
+        <w:t xml:space="preserve">String[] </w:t>
+      </w:r>
+      <w:proofErr w:type="spellStart"/>
+      <w:r>
+        <w:rPr>
+          <w:rFonts w:eastAsia="Times New Roman"/>
+          <w:color w:val="6A3E3E"/>
+          <w:sz w:val="24"/>
+          <w:lang w:eastAsia="en-IN"/>
+        </w:rPr>
+        <w:t>args</w:t>
+      </w:r>
+      <w:proofErr w:type="spellEnd"/>
+      <w:r>
+        <w:rPr>
+          <w:rFonts w:eastAsia="Times New Roman"/>
+          <w:sz w:val="24"/>
+          <w:lang w:eastAsia="en-IN"/>
+        </w:rPr>
+        <w:t>) {</w:t>
+      </w:r>
+    </w:p>
+    <w:p>
+      <w:pPr>
+        <w:shd w:val="clear" w:color="auto" w:fill="FFFFFF"/>
+        <w:spacing w:after="0" w:line="240" w:lineRule="auto"/>
+        <w:rPr>
+          <w:rFonts w:eastAsia="Times New Roman"/>
+          <w:sz w:val="24"/>
+          <w:lang w:eastAsia="en-IN"/>
+        </w:rPr>
+      </w:pPr>
+      <w:r>
+        <w:rPr>
+          <w:rFonts w:eastAsia="Times New Roman"/>
+          <w:sz w:val="24"/>
+          <w:lang w:eastAsia="en-IN"/>
+        </w:rPr>
+        <w:tab/>
+      </w:r>
+      <w:r>
+        <w:rPr>
+          <w:rFonts w:eastAsia="Times New Roman"/>
+          <w:sz w:val="24"/>
+          <w:lang w:eastAsia="en-IN"/>
+        </w:rPr>
+        <w:tab/>
+        <w:t xml:space="preserve">Consumer&lt;String&gt; </w:t>
+      </w:r>
+      <w:r>
+        <w:rPr>
+          <w:rFonts w:eastAsia="Times New Roman"/>
+          <w:color w:val="6A3E3E"/>
+          <w:sz w:val="24"/>
+          <w:lang w:eastAsia="en-IN"/>
+        </w:rPr>
+        <w:t>consumer</w:t>
+      </w:r>
+      <w:r>
+        <w:rPr>
+          <w:rFonts w:eastAsia="Times New Roman"/>
+          <w:sz w:val="24"/>
+          <w:lang w:eastAsia="en-IN"/>
+        </w:rPr>
+        <w:t xml:space="preserve"> = </w:t>
+      </w:r>
+      <w:r>
+        <w:rPr>
+          <w:rFonts w:eastAsia="Times New Roman"/>
+          <w:color w:val="6A3E3E"/>
+          <w:sz w:val="24"/>
+          <w:lang w:eastAsia="en-IN"/>
+        </w:rPr>
+        <w:t>s</w:t>
+      </w:r>
+      <w:r>
+        <w:rPr>
+          <w:rFonts w:eastAsia="Times New Roman"/>
+          <w:sz w:val="24"/>
+          <w:lang w:eastAsia="en-IN"/>
+        </w:rPr>
+        <w:t xml:space="preserve"> -&gt; </w:t>
+      </w:r>
+      <w:proofErr w:type="spellStart"/>
+      <w:r>
+        <w:rPr>
+          <w:rFonts w:eastAsia="Times New Roman"/>
+          <w:sz w:val="24"/>
+          <w:lang w:eastAsia="en-IN"/>
+        </w:rPr>
+        <w:t>System.</w:t>
+      </w:r>
+      <w:r>
+        <w:rPr>
+          <w:rFonts w:eastAsia="Times New Roman"/>
+          <w:b/>
+          <w:bCs/>
+          <w:i/>
+          <w:iCs/>
+          <w:color w:val="0000C0"/>
+          <w:sz w:val="24"/>
+          <w:lang w:eastAsia="en-IN"/>
+        </w:rPr>
+        <w:t>out</w:t>
+      </w:r>
+      <w:r>
+        <w:rPr>
+          <w:rFonts w:eastAsia="Times New Roman"/>
+          <w:sz w:val="24"/>
+          <w:lang w:eastAsia="en-IN"/>
+        </w:rPr>
+        <w:t>.println</w:t>
+      </w:r>
+      <w:proofErr w:type="spellEnd"/>
+      <w:r>
+        <w:rPr>
+          <w:rFonts w:eastAsia="Times New Roman"/>
+          <w:sz w:val="24"/>
+          <w:lang w:eastAsia="en-IN"/>
+        </w:rPr>
+        <w:t>(</w:t>
+      </w:r>
+      <w:r>
+        <w:rPr>
+          <w:rFonts w:eastAsia="Times New Roman"/>
+          <w:color w:val="6A3E3E"/>
+          <w:sz w:val="24"/>
+          <w:lang w:eastAsia="en-IN"/>
+        </w:rPr>
+        <w:t>s</w:t>
+      </w:r>
+      <w:r>
+        <w:rPr>
+          <w:rFonts w:eastAsia="Times New Roman"/>
+          <w:sz w:val="24"/>
+          <w:lang w:eastAsia="en-IN"/>
+        </w:rPr>
+        <w:t>);</w:t>
+      </w:r>
+    </w:p>
+    <w:p>
+      <w:pPr>
+        <w:shd w:val="clear" w:color="auto" w:fill="FFFFFF"/>
+        <w:spacing w:after="0" w:line="240" w:lineRule="auto"/>
+        <w:rPr>
+          <w:rFonts w:eastAsia="Times New Roman"/>
+          <w:sz w:val="24"/>
+          <w:lang w:eastAsia="en-IN"/>
+        </w:rPr>
+      </w:pPr>
+    </w:p>
+    <w:p>
+      <w:pPr>
+        <w:shd w:val="clear" w:color="auto" w:fill="FFFFFF"/>
+        <w:spacing w:after="0" w:line="240" w:lineRule="auto"/>
+        <w:rPr>
+          <w:rFonts w:eastAsia="Times New Roman"/>
+          <w:sz w:val="24"/>
+          <w:lang w:eastAsia="en-IN"/>
+        </w:rPr>
+      </w:pPr>
+      <w:r>
+        <w:rPr>
+          <w:rFonts w:eastAsia="Times New Roman"/>
+          <w:sz w:val="24"/>
+          <w:lang w:eastAsia="en-IN"/>
+        </w:rPr>
+        <w:tab/>
+      </w:r>
+      <w:r>
+        <w:rPr>
+          <w:rFonts w:eastAsia="Times New Roman"/>
+          <w:sz w:val="24"/>
+          <w:lang w:eastAsia="en-IN"/>
+        </w:rPr>
+        <w:tab/>
+        <w:t xml:space="preserve">Consumer&lt;List&lt;Integer&gt;&gt; </w:t>
+      </w:r>
+      <w:r>
+        <w:rPr>
+          <w:rFonts w:eastAsia="Times New Roman"/>
+          <w:color w:val="6A3E3E"/>
+          <w:sz w:val="24"/>
+          <w:lang w:eastAsia="en-IN"/>
+        </w:rPr>
+        <w:t>consumer2</w:t>
+      </w:r>
+      <w:r>
+        <w:rPr>
+          <w:rFonts w:eastAsia="Times New Roman"/>
+          <w:sz w:val="24"/>
+          <w:lang w:eastAsia="en-IN"/>
+        </w:rPr>
+        <w:t xml:space="preserve"> = </w:t>
+      </w:r>
+      <w:r>
+        <w:rPr>
+          <w:rFonts w:eastAsia="Times New Roman"/>
+          <w:color w:val="6A3E3E"/>
+          <w:sz w:val="24"/>
+          <w:lang w:eastAsia="en-IN"/>
+        </w:rPr>
+        <w:t>list</w:t>
+      </w:r>
+      <w:r>
+        <w:rPr>
+          <w:rFonts w:eastAsia="Times New Roman"/>
+          <w:sz w:val="24"/>
+          <w:lang w:eastAsia="en-IN"/>
+        </w:rPr>
+        <w:t xml:space="preserve"> -&gt; {</w:t>
+      </w:r>
+    </w:p>
+    <w:p>
+      <w:pPr>
+        <w:shd w:val="clear" w:color="auto" w:fill="FFFFFF"/>
+        <w:spacing w:after="0" w:line="240" w:lineRule="auto"/>
+        <w:rPr>
+          <w:rFonts w:eastAsia="Times New Roman"/>
+          <w:sz w:val="24"/>
+          <w:lang w:eastAsia="en-IN"/>
+        </w:rPr>
+      </w:pPr>
+      <w:r>
+        <w:rPr>
+          <w:rFonts w:eastAsia="Times New Roman"/>
+          <w:sz w:val="24"/>
+          <w:lang w:eastAsia="en-IN"/>
+        </w:rPr>
+        <w:tab/>
+      </w:r>
+      <w:r>
+        <w:rPr>
+          <w:rFonts w:eastAsia="Times New Roman"/>
+          <w:sz w:val="24"/>
+          <w:lang w:eastAsia="en-IN"/>
+        </w:rPr>
+        <w:tab/>
+      </w:r>
+      <w:r>
+        <w:rPr>
+          <w:rFonts w:eastAsia="Times New Roman"/>
+          <w:sz w:val="24"/>
+          <w:lang w:eastAsia="en-IN"/>
+        </w:rPr>
+        <w:tab/>
+      </w:r>
+      <w:r>
+        <w:rPr>
+          <w:rFonts w:eastAsia="Times New Roman"/>
+          <w:b/>
+          <w:bCs/>
+          <w:color w:val="7F0055"/>
+          <w:sz w:val="24"/>
+          <w:lang w:eastAsia="en-IN"/>
+        </w:rPr>
+        <w:t>for</w:t>
+      </w:r>
+      <w:r>
+        <w:rPr>
+          <w:rFonts w:eastAsia="Times New Roman"/>
+          <w:sz w:val="24"/>
+          <w:lang w:eastAsia="en-IN"/>
+        </w:rPr>
+        <w:t xml:space="preserve"> (Integer </w:t>
+      </w:r>
+      <w:proofErr w:type="gramStart"/>
+      <w:r>
+        <w:rPr>
+          <w:rFonts w:eastAsia="Times New Roman"/>
+          <w:color w:val="6A3E3E"/>
+          <w:sz w:val="24"/>
+          <w:lang w:eastAsia="en-IN"/>
+        </w:rPr>
+        <w:t>x</w:t>
+      </w:r>
+      <w:r>
+        <w:rPr>
+          <w:rFonts w:eastAsia="Times New Roman"/>
+          <w:sz w:val="24"/>
+          <w:lang w:eastAsia="en-IN"/>
+        </w:rPr>
+        <w:t xml:space="preserve"> :</w:t>
+      </w:r>
+      <w:proofErr w:type="gramEnd"/>
+      <w:r>
+        <w:rPr>
+          <w:rFonts w:eastAsia="Times New Roman"/>
+          <w:sz w:val="24"/>
+          <w:lang w:eastAsia="en-IN"/>
+        </w:rPr>
+        <w:t xml:space="preserve"> </w:t>
+      </w:r>
+      <w:r>
+        <w:rPr>
+          <w:rFonts w:eastAsia="Times New Roman"/>
+          <w:color w:val="6A3E3E"/>
+          <w:sz w:val="24"/>
+          <w:lang w:eastAsia="en-IN"/>
+        </w:rPr>
+        <w:t>list</w:t>
+      </w:r>
+      <w:r>
+        <w:rPr>
+          <w:rFonts w:eastAsia="Times New Roman"/>
+          <w:sz w:val="24"/>
+          <w:lang w:eastAsia="en-IN"/>
+        </w:rPr>
+        <w:t>) {</w:t>
+      </w:r>
+    </w:p>
+    <w:p>
+      <w:pPr>
+        <w:shd w:val="clear" w:color="auto" w:fill="FFFFFF"/>
+        <w:spacing w:after="0" w:line="240" w:lineRule="auto"/>
+        <w:rPr>
+          <w:rFonts w:eastAsia="Times New Roman"/>
+          <w:sz w:val="24"/>
+          <w:lang w:eastAsia="en-IN"/>
+        </w:rPr>
+      </w:pPr>
+      <w:r>
+        <w:rPr>
+          <w:rFonts w:eastAsia="Times New Roman"/>
+          <w:sz w:val="24"/>
+          <w:lang w:eastAsia="en-IN"/>
+        </w:rPr>
+        <w:tab/>
+      </w:r>
+      <w:r>
+        <w:rPr>
+          <w:rFonts w:eastAsia="Times New Roman"/>
+          <w:sz w:val="24"/>
+          <w:lang w:eastAsia="en-IN"/>
+        </w:rPr>
+        <w:tab/>
+      </w:r>
+      <w:r>
+        <w:rPr>
+          <w:rFonts w:eastAsia="Times New Roman"/>
+          <w:sz w:val="24"/>
+          <w:lang w:eastAsia="en-IN"/>
+        </w:rPr>
+        <w:tab/>
+      </w:r>
+      <w:r>
+        <w:rPr>
+          <w:rFonts w:eastAsia="Times New Roman"/>
+          <w:sz w:val="24"/>
+          <w:lang w:eastAsia="en-IN"/>
+        </w:rPr>
+        <w:tab/>
+      </w:r>
+      <w:proofErr w:type="spellStart"/>
+      <w:r>
+        <w:rPr>
+          <w:rFonts w:eastAsia="Times New Roman"/>
+          <w:sz w:val="24"/>
+          <w:lang w:eastAsia="en-IN"/>
+        </w:rPr>
+        <w:t>System.</w:t>
+      </w:r>
+      <w:r>
+        <w:rPr>
+          <w:rFonts w:eastAsia="Times New Roman"/>
+          <w:b/>
+          <w:bCs/>
+          <w:i/>
+          <w:iCs/>
+          <w:color w:val="0000C0"/>
+          <w:sz w:val="24"/>
+          <w:lang w:eastAsia="en-IN"/>
+        </w:rPr>
+        <w:t>out</w:t>
+      </w:r>
+      <w:r>
+        <w:rPr>
+          <w:rFonts w:eastAsia="Times New Roman"/>
+          <w:sz w:val="24"/>
+          <w:lang w:eastAsia="en-IN"/>
+        </w:rPr>
+        <w:t>.println</w:t>
+      </w:r>
+      <w:proofErr w:type="spellEnd"/>
+      <w:r>
+        <w:rPr>
+          <w:rFonts w:eastAsia="Times New Roman"/>
+          <w:sz w:val="24"/>
+          <w:lang w:eastAsia="en-IN"/>
+        </w:rPr>
+        <w:t>(</w:t>
+      </w:r>
+      <w:r>
+        <w:rPr>
+          <w:rFonts w:eastAsia="Times New Roman"/>
+          <w:color w:val="6A3E3E"/>
+          <w:sz w:val="24"/>
+          <w:lang w:eastAsia="en-IN"/>
+        </w:rPr>
+        <w:t>x</w:t>
+      </w:r>
+      <w:r>
+        <w:rPr>
+          <w:rFonts w:eastAsia="Times New Roman"/>
+          <w:sz w:val="24"/>
+          <w:lang w:eastAsia="en-IN"/>
+        </w:rPr>
+        <w:t xml:space="preserve"> + 100);</w:t>
+      </w:r>
+    </w:p>
+    <w:p>
+      <w:pPr>
+        <w:shd w:val="clear" w:color="auto" w:fill="FFFFFF"/>
+        <w:spacing w:after="0" w:line="240" w:lineRule="auto"/>
+        <w:rPr>
+          <w:rFonts w:eastAsia="Times New Roman"/>
+          <w:sz w:val="24"/>
+          <w:lang w:eastAsia="en-IN"/>
+        </w:rPr>
+      </w:pPr>
+      <w:r>
+        <w:rPr>
+          <w:rFonts w:eastAsia="Times New Roman"/>
+          <w:sz w:val="24"/>
+          <w:lang w:eastAsia="en-IN"/>
+        </w:rPr>
+        <w:tab/>
+      </w:r>
+      <w:r>
+        <w:rPr>
+          <w:rFonts w:eastAsia="Times New Roman"/>
+          <w:sz w:val="24"/>
+          <w:lang w:eastAsia="en-IN"/>
+        </w:rPr>
+        <w:tab/>
+      </w:r>
+      <w:r>
+        <w:rPr>
+          <w:rFonts w:eastAsia="Times New Roman"/>
+          <w:sz w:val="24"/>
+          <w:lang w:eastAsia="en-IN"/>
+        </w:rPr>
+        <w:tab/>
+        <w:t>}</w:t>
+      </w:r>
+    </w:p>
+    <w:p>
+      <w:pPr>
+        <w:shd w:val="clear" w:color="auto" w:fill="FFFFFF"/>
+        <w:spacing w:after="0" w:line="240" w:lineRule="auto"/>
+        <w:rPr>
+          <w:rFonts w:eastAsia="Times New Roman"/>
+          <w:sz w:val="24"/>
+          <w:lang w:eastAsia="en-IN"/>
+        </w:rPr>
+      </w:pPr>
+      <w:r>
+        <w:rPr>
+          <w:rFonts w:eastAsia="Times New Roman"/>
+          <w:sz w:val="24"/>
+          <w:lang w:eastAsia="en-IN"/>
+        </w:rPr>
+        <w:tab/>
+      </w:r>
+      <w:r>
+        <w:rPr>
+          <w:rFonts w:eastAsia="Times New Roman"/>
+          <w:sz w:val="24"/>
+          <w:lang w:eastAsia="en-IN"/>
+        </w:rPr>
+        <w:tab/>
+        <w:t>};</w:t>
+      </w:r>
+    </w:p>
+    <w:p>
+      <w:pPr>
+        <w:shd w:val="clear" w:color="auto" w:fill="FFFFFF"/>
+        <w:spacing w:after="0" w:line="240" w:lineRule="auto"/>
+        <w:rPr>
+          <w:rFonts w:eastAsia="Times New Roman"/>
+          <w:sz w:val="24"/>
+          <w:lang w:eastAsia="en-IN"/>
+        </w:rPr>
+      </w:pPr>
+    </w:p>
+    <w:p>
+      <w:pPr>
+        <w:shd w:val="clear" w:color="auto" w:fill="FFFFFF"/>
+        <w:spacing w:after="0" w:line="240" w:lineRule="auto"/>
+        <w:rPr>
+          <w:rFonts w:eastAsia="Times New Roman"/>
+          <w:sz w:val="24"/>
+          <w:lang w:eastAsia="en-IN"/>
+        </w:rPr>
+      </w:pPr>
+      <w:r>
+        <w:rPr>
+          <w:rFonts w:eastAsia="Times New Roman"/>
+          <w:sz w:val="24"/>
+          <w:lang w:eastAsia="en-IN"/>
+        </w:rPr>
+        <w:tab/>
+      </w:r>
+      <w:r>
+        <w:rPr>
+          <w:rFonts w:eastAsia="Times New Roman"/>
+          <w:sz w:val="24"/>
+          <w:lang w:eastAsia="en-IN"/>
+        </w:rPr>
+        <w:tab/>
+      </w:r>
+      <w:proofErr w:type="spellStart"/>
+      <w:proofErr w:type="gramStart"/>
+      <w:r>
+        <w:rPr>
+          <w:rFonts w:eastAsia="Times New Roman"/>
+          <w:color w:val="6A3E3E"/>
+          <w:sz w:val="24"/>
+          <w:lang w:eastAsia="en-IN"/>
+        </w:rPr>
+        <w:t>consumer</w:t>
+      </w:r>
+      <w:r>
+        <w:rPr>
+          <w:rFonts w:eastAsia="Times New Roman"/>
+          <w:sz w:val="24"/>
+          <w:lang w:eastAsia="en-IN"/>
+        </w:rPr>
+        <w:t>.accept</w:t>
+      </w:r>
+      <w:proofErr w:type="spellEnd"/>
+      <w:proofErr w:type="gramEnd"/>
+      <w:r>
+        <w:rPr>
+          <w:rFonts w:eastAsia="Times New Roman"/>
+          <w:sz w:val="24"/>
+          <w:lang w:eastAsia="en-IN"/>
+        </w:rPr>
+        <w:t>(</w:t>
+      </w:r>
+      <w:r>
+        <w:rPr>
+          <w:rFonts w:eastAsia="Times New Roman"/>
+          <w:color w:val="2A00FF"/>
+          <w:sz w:val="24"/>
+          <w:lang w:eastAsia="en-IN"/>
+        </w:rPr>
+        <w:t>"</w:t>
+      </w:r>
+      <w:proofErr w:type="spellStart"/>
+      <w:r>
+        <w:rPr>
+          <w:rFonts w:eastAsia="Times New Roman"/>
+          <w:color w:val="2A00FF"/>
+          <w:sz w:val="24"/>
+          <w:lang w:eastAsia="en-IN"/>
+        </w:rPr>
+        <w:t>akshay</w:t>
+      </w:r>
+      <w:proofErr w:type="spellEnd"/>
+      <w:r>
+        <w:rPr>
+          <w:rFonts w:eastAsia="Times New Roman"/>
+          <w:color w:val="2A00FF"/>
+          <w:sz w:val="24"/>
+          <w:lang w:eastAsia="en-IN"/>
+        </w:rPr>
+        <w:t>"</w:t>
+      </w:r>
+      <w:r>
+        <w:rPr>
+          <w:rFonts w:eastAsia="Times New Roman"/>
+          <w:sz w:val="24"/>
+          <w:lang w:eastAsia="en-IN"/>
+        </w:rPr>
+        <w:t xml:space="preserve">); </w:t>
+      </w:r>
+      <w:r>
+        <w:rPr>
+          <w:rFonts w:eastAsia="Times New Roman"/>
+          <w:color w:val="3F7F5F"/>
+          <w:sz w:val="24"/>
+          <w:lang w:eastAsia="en-IN"/>
+        </w:rPr>
+        <w:t xml:space="preserve">// </w:t>
+      </w:r>
+      <w:proofErr w:type="spellStart"/>
+      <w:r>
+        <w:rPr>
+          <w:rFonts w:eastAsia="Times New Roman"/>
+          <w:color w:val="3F7F5F"/>
+          <w:sz w:val="24"/>
+          <w:u w:val="single"/>
+          <w:lang w:eastAsia="en-IN"/>
+        </w:rPr>
+        <w:t>akshay</w:t>
+      </w:r>
+      <w:proofErr w:type="spellEnd"/>
+    </w:p>
+    <w:p>
+      <w:pPr>
+        <w:shd w:val="clear" w:color="auto" w:fill="FFFFFF"/>
+        <w:spacing w:after="0" w:line="240" w:lineRule="auto"/>
+        <w:rPr>
+          <w:rFonts w:eastAsia="Times New Roman"/>
+          <w:sz w:val="24"/>
+          <w:lang w:eastAsia="en-IN"/>
+        </w:rPr>
+      </w:pPr>
+      <w:r>
+        <w:rPr>
+          <w:rFonts w:eastAsia="Times New Roman"/>
+          <w:sz w:val="24"/>
+          <w:lang w:eastAsia="en-IN"/>
+        </w:rPr>
+        <w:tab/>
+      </w:r>
+      <w:r>
+        <w:rPr>
+          <w:rFonts w:eastAsia="Times New Roman"/>
+          <w:sz w:val="24"/>
+          <w:lang w:eastAsia="en-IN"/>
+        </w:rPr>
+        <w:tab/>
+      </w:r>
+      <w:r>
+        <w:rPr>
+          <w:rFonts w:eastAsia="Times New Roman"/>
+          <w:color w:val="6A3E3E"/>
+          <w:sz w:val="24"/>
+          <w:lang w:eastAsia="en-IN"/>
+        </w:rPr>
+        <w:t>consumer2</w:t>
+      </w:r>
+      <w:r>
+        <w:rPr>
+          <w:rFonts w:eastAsia="Times New Roman"/>
+          <w:sz w:val="24"/>
+          <w:lang w:eastAsia="en-IN"/>
+        </w:rPr>
+        <w:t>.accept(</w:t>
+      </w:r>
+      <w:proofErr w:type="spellStart"/>
+      <w:r>
+        <w:rPr>
+          <w:rFonts w:eastAsia="Times New Roman"/>
+          <w:sz w:val="24"/>
+          <w:lang w:eastAsia="en-IN"/>
+        </w:rPr>
+        <w:t>Arrays.</w:t>
+      </w:r>
+      <w:r>
+        <w:rPr>
+          <w:rFonts w:eastAsia="Times New Roman"/>
+          <w:i/>
+          <w:iCs/>
+          <w:sz w:val="24"/>
+          <w:lang w:eastAsia="en-IN"/>
+        </w:rPr>
+        <w:t>asList</w:t>
+      </w:r>
+      <w:proofErr w:type="spellEnd"/>
+      <w:r>
+        <w:rPr>
+          <w:rFonts w:eastAsia="Times New Roman"/>
+          <w:sz w:val="24"/>
+          <w:lang w:eastAsia="en-IN"/>
+        </w:rPr>
+        <w:t xml:space="preserve">(1, 2, 3, 4, 5)); </w:t>
+      </w:r>
+      <w:r>
+        <w:rPr>
+          <w:rFonts w:eastAsia="Times New Roman"/>
+          <w:color w:val="3F7F5F"/>
+          <w:sz w:val="24"/>
+          <w:lang w:eastAsia="en-IN"/>
+        </w:rPr>
+        <w:t>// 100,200,300,400,500</w:t>
+      </w:r>
+    </w:p>
+    <w:p>
+      <w:pPr>
+        <w:shd w:val="clear" w:color="auto" w:fill="FFFFFF"/>
+        <w:spacing w:after="0" w:line="240" w:lineRule="auto"/>
+        <w:rPr>
+          <w:rFonts w:eastAsia="Times New Roman"/>
+          <w:sz w:val="24"/>
+          <w:lang w:eastAsia="en-IN"/>
+        </w:rPr>
+      </w:pPr>
+      <w:r>
+        <w:rPr>
+          <w:rFonts w:eastAsia="Times New Roman"/>
+          <w:sz w:val="24"/>
+          <w:lang w:eastAsia="en-IN"/>
+        </w:rPr>
+        <w:tab/>
+        <w:t>}</w:t>
+      </w:r>
+    </w:p>
+    <w:p>
+      <w:pPr>
+        <w:shd w:val="clear" w:color="auto" w:fill="FFFFFF"/>
+        <w:spacing w:after="0" w:line="240" w:lineRule="auto"/>
+        <w:rPr>
+          <w:rFonts w:eastAsia="Times New Roman"/>
+          <w:sz w:val="24"/>
+          <w:lang w:eastAsia="en-IN"/>
+        </w:rPr>
+      </w:pPr>
+      <w:r>
+        <w:rPr>
+          <w:rFonts w:eastAsia="Times New Roman"/>
+          <w:sz w:val="24"/>
+          <w:lang w:eastAsia="en-IN"/>
+        </w:rPr>
+        <w:t>}</w:t>
       </w:r>
     </w:p>
     <w:p/>
